--- a/entregables/Formato_obligatorio_con_Punto_6_Propuestas_descartadas.docx
+++ b/entregables/Formato_obligatorio_con_Punto_6_Propuestas_descartadas.docx
@@ -1742,7 +1742,7 @@
           <w:b/>
           <w:sz w:val="20"/>
         </w:rPr>
-        <w:t xml:space="preserve">8. Unicel disuelto en limoneno. </w:t>
+        <w:t xml:space="preserve">8. Unicel disuelto en limoneno usado tal cual como esponja. </w:t>
       </w:r>
       <w:r>
         <w:rPr>
@@ -1750,7 +1750,7 @@
           <w:b w:val="0"/>
           <w:sz w:val="20"/>
         </w:rPr>
-        <w:t>No encontramos evidencia de que ese material se exprima y se reutilice.</w:t>
+        <w:t>No encontramos evidencia de que ese material se exprima y se reutilice. El limoneno se conserva, pero solo como solvente para fabricar la malla.</w:t>
       </w:r>
     </w:p>
     <w:p>

--- a/entregables/Formato_obligatorio_con_Punto_6_Propuestas_descartadas.docx
+++ b/entregables/Formato_obligatorio_con_Punto_6_Propuestas_descartadas.docx
@@ -1742,7 +1742,7 @@
           <w:b/>
           <w:sz w:val="20"/>
         </w:rPr>
-        <w:t xml:space="preserve">8. Unicel disuelto en limoneno usado tal cual como esponja. </w:t>
+        <w:t xml:space="preserve">8. Unicel disuelto en limoneno. </w:t>
       </w:r>
       <w:r>
         <w:rPr>
@@ -1750,7 +1750,7 @@
           <w:b w:val="0"/>
           <w:sz w:val="20"/>
         </w:rPr>
-        <w:t>No encontramos evidencia de que ese material se exprima y se reutilice. El limoneno se conserva, pero solo como solvente para fabricar la malla.</w:t>
+        <w:t>Como esponja que se exprime, no encontramos evidencia de que se reutilice. Como disolvente para fabricar la malla queda como alternativa a la acetona: deja más restos de disolvente en la malla y es tóxico para organismos acuáticos.</w:t>
       </w:r>
     </w:p>
     <w:p>
